--- a/01_INGENIERIA_DE_REQUERIMIENTOS/01_DOCUMENTO_DE_VISION_Y_PROPOSITO.docx
+++ b/01_INGENIERIA_DE_REQUERIMIENTOS/01_DOCUMENTO_DE_VISION_Y_PROPOSITO.docx
@@ -1285,7 +1285,7 @@
       <w:r>
         <w:t xml:space="preserve">Ver </w:t>
       </w:r>
-      <w:hyperlink w:history="1" r:id="rIdvcseap9cv9whagcwsvyya">
+      <w:hyperlink w:history="1" r:id="rIdr3173nntcxxxspjnnsxhl">
         <w:r>
           <w:rPr>
             <w:color w:val="1D4ED8"/>
@@ -1337,9 +1337,9 @@
         <w:tblLayout w:type="fixed"/>
       </w:tblPr>
       <w:tblGrid>
-        <w:gridCol w:w="3506"/>
-        <w:gridCol w:w="2816"/>
-        <w:gridCol w:w="3038"/>
+        <w:gridCol w:w="3382"/>
+        <w:gridCol w:w="2729"/>
+        <w:gridCol w:w="3249"/>
       </w:tblGrid>
       <w:tr>
         <w:trPr>
@@ -1347,7 +1347,7 @@
         </w:trPr>
         <w:tc>
           <w:tcPr>
-            <w:tcW w:type="dxa" w:w="3506"/>
+            <w:tcW w:type="dxa" w:w="3382"/>
             <w:tcBorders>
               <w:top w:val="single" w:color="CBD5E1" w:sz="4"/>
               <w:left w:val="single" w:color="CBD5E1" w:sz="4"/>
@@ -1377,7 +1377,7 @@
         </w:tc>
         <w:tc>
           <w:tcPr>
-            <w:tcW w:type="dxa" w:w="2816"/>
+            <w:tcW w:type="dxa" w:w="2729"/>
             <w:tcBorders>
               <w:top w:val="single" w:color="CBD5E1" w:sz="4"/>
               <w:left w:val="single" w:color="CBD5E1" w:sz="4"/>
@@ -1407,7 +1407,7 @@
         </w:tc>
         <w:tc>
           <w:tcPr>
-            <w:tcW w:type="dxa" w:w="3038"/>
+            <w:tcW w:type="dxa" w:w="3249"/>
             <w:tcBorders>
               <w:top w:val="single" w:color="CBD5E1" w:sz="4"/>
               <w:left w:val="single" w:color="CBD5E1" w:sz="4"/>
@@ -1439,7 +1439,7 @@
       <w:tr>
         <w:tc>
           <w:tcPr>
-            <w:tcW w:type="dxa" w:w="3506"/>
+            <w:tcW w:type="dxa" w:w="3382"/>
             <w:tcBorders>
               <w:top w:val="single" w:color="CBD5E1" w:sz="4"/>
               <w:left w:val="single" w:color="CBD5E1" w:sz="4"/>
@@ -1466,7 +1466,7 @@
         </w:tc>
         <w:tc>
           <w:tcPr>
-            <w:tcW w:type="dxa" w:w="2816"/>
+            <w:tcW w:type="dxa" w:w="2729"/>
             <w:tcBorders>
               <w:top w:val="single" w:color="CBD5E1" w:sz="4"/>
               <w:left w:val="single" w:color="CBD5E1" w:sz="4"/>
@@ -1501,7 +1501,7 @@
         </w:tc>
         <w:tc>
           <w:tcPr>
-            <w:tcW w:type="dxa" w:w="3038"/>
+            <w:tcW w:type="dxa" w:w="3249"/>
             <w:tcBorders>
               <w:top w:val="single" w:color="CBD5E1" w:sz="4"/>
               <w:left w:val="single" w:color="CBD5E1" w:sz="4"/>
@@ -1530,7 +1530,7 @@
       <w:tr>
         <w:tc>
           <w:tcPr>
-            <w:tcW w:type="dxa" w:w="3506"/>
+            <w:tcW w:type="dxa" w:w="3382"/>
             <w:tcBorders>
               <w:top w:val="single" w:color="CBD5E1" w:sz="4"/>
               <w:left w:val="single" w:color="CBD5E1" w:sz="4"/>
@@ -1557,7 +1557,7 @@
         </w:tc>
         <w:tc>
           <w:tcPr>
-            <w:tcW w:type="dxa" w:w="2816"/>
+            <w:tcW w:type="dxa" w:w="2729"/>
             <w:tcBorders>
               <w:top w:val="single" w:color="CBD5E1" w:sz="4"/>
               <w:left w:val="single" w:color="CBD5E1" w:sz="4"/>
@@ -1592,7 +1592,7 @@
         </w:tc>
         <w:tc>
           <w:tcPr>
-            <w:tcW w:type="dxa" w:w="3038"/>
+            <w:tcW w:type="dxa" w:w="3249"/>
             <w:tcBorders>
               <w:top w:val="single" w:color="CBD5E1" w:sz="4"/>
               <w:left w:val="single" w:color="CBD5E1" w:sz="4"/>
@@ -1621,7 +1621,7 @@
       <w:tr>
         <w:tc>
           <w:tcPr>
-            <w:tcW w:type="dxa" w:w="3506"/>
+            <w:tcW w:type="dxa" w:w="3382"/>
             <w:tcBorders>
               <w:top w:val="single" w:color="CBD5E1" w:sz="4"/>
               <w:left w:val="single" w:color="CBD5E1" w:sz="4"/>
@@ -1648,7 +1648,7 @@
         </w:tc>
         <w:tc>
           <w:tcPr>
-            <w:tcW w:type="dxa" w:w="2816"/>
+            <w:tcW w:type="dxa" w:w="2729"/>
             <w:tcBorders>
               <w:top w:val="single" w:color="CBD5E1" w:sz="4"/>
               <w:left w:val="single" w:color="CBD5E1" w:sz="4"/>
@@ -1683,30 +1683,44 @@
         </w:tc>
         <w:tc>
           <w:tcPr>
-            <w:tcW w:type="dxa" w:w="3038"/>
-            <w:tcBorders>
-              <w:top w:val="single" w:color="CBD5E1" w:sz="4"/>
-              <w:left w:val="single" w:color="CBD5E1" w:sz="4"/>
-              <w:bottom w:val="single" w:color="CBD5E1" w:sz="4"/>
-              <w:right w:val="single" w:color="CBD5E1" w:sz="4"/>
-            </w:tcBorders>
-            <w:tcMar>
-              <w:top w:type="dxa" w:w="60"/>
-              <w:left w:type="dxa" w:w="90"/>
-              <w:bottom w:type="dxa" w:w="60"/>
-              <w:right w:type="dxa" w:w="90"/>
-            </w:tcMar>
-            <w:vAlign w:val="top"/>
-          </w:tcPr>
-          <w:p>
-            <w:r>
-              <w:rPr>
-                <w:sz w:val="17"/>
-                <w:szCs w:val="17"/>
-              </w:rPr>
-              <w:t xml:space="preserve">PARCIALMENTE IMPLEMENTADO (sin pantallas, BUG</w:t>
-              <w:noBreakHyphen/>
-              <w:t xml:space="preserve">004)</w:t>
+            <w:tcW w:type="dxa" w:w="3249"/>
+            <w:tcBorders>
+              <w:top w:val="single" w:color="CBD5E1" w:sz="4"/>
+              <w:left w:val="single" w:color="CBD5E1" w:sz="4"/>
+              <w:bottom w:val="single" w:color="CBD5E1" w:sz="4"/>
+              <w:right w:val="single" w:color="CBD5E1" w:sz="4"/>
+            </w:tcBorders>
+            <w:tcMar>
+              <w:top w:type="dxa" w:w="60"/>
+              <w:left w:type="dxa" w:w="90"/>
+              <w:bottom w:type="dxa" w:w="60"/>
+              <w:right w:type="dxa" w:w="90"/>
+            </w:tcMar>
+            <w:vAlign w:val="top"/>
+          </w:tcPr>
+          <w:p>
+            <w:r>
+              <w:rPr>
+                <w:sz w:val="17"/>
+                <w:szCs w:val="17"/>
+              </w:rPr>
+              <w:t xml:space="preserve">IMPLEMENTADO Y VERIFICADO (pantalla </w:t>
+            </w:r>
+            <w:r>
+              <w:rPr>
+                <w:rFonts w:ascii="Consolas" w:cs="Consolas" w:eastAsia="Consolas" w:hAnsi="Consolas"/>
+                <w:sz w:val="16"/>
+                <w:szCs w:val="16"/>
+                <w:shd w:fill="F1F5F9" w:color="auto" w:val="clear"/>
+              </w:rPr>
+              <w:t xml:space="preserve">mi-cuenta.html</w:t>
+            </w:r>
+            <w:r>
+              <w:rPr>
+                <w:sz w:val="17"/>
+                <w:szCs w:val="17"/>
+              </w:rPr>
+              <w:t xml:space="preserve"> desde el 2026-10-16)</w:t>
             </w:r>
           </w:p>
         </w:tc>
@@ -1714,7 +1728,7 @@
       <w:tr>
         <w:tc>
           <w:tcPr>
-            <w:tcW w:type="dxa" w:w="3506"/>
+            <w:tcW w:type="dxa" w:w="3382"/>
             <w:tcBorders>
               <w:top w:val="single" w:color="CBD5E1" w:sz="4"/>
               <w:left w:val="single" w:color="CBD5E1" w:sz="4"/>
@@ -1741,7 +1755,7 @@
         </w:tc>
         <w:tc>
           <w:tcPr>
-            <w:tcW w:type="dxa" w:w="2816"/>
+            <w:tcW w:type="dxa" w:w="2729"/>
             <w:tcBorders>
               <w:top w:val="single" w:color="CBD5E1" w:sz="4"/>
               <w:left w:val="single" w:color="CBD5E1" w:sz="4"/>
@@ -1776,7 +1790,7 @@
         </w:tc>
         <w:tc>
           <w:tcPr>
-            <w:tcW w:type="dxa" w:w="3038"/>
+            <w:tcW w:type="dxa" w:w="3249"/>
             <w:tcBorders>
               <w:top w:val="single" w:color="CBD5E1" w:sz="4"/>
               <w:left w:val="single" w:color="CBD5E1" w:sz="4"/>
@@ -1805,7 +1819,7 @@
       <w:tr>
         <w:tc>
           <w:tcPr>
-            <w:tcW w:type="dxa" w:w="3506"/>
+            <w:tcW w:type="dxa" w:w="3382"/>
             <w:tcBorders>
               <w:top w:val="single" w:color="CBD5E1" w:sz="4"/>
               <w:left w:val="single" w:color="CBD5E1" w:sz="4"/>
@@ -1832,7 +1846,7 @@
         </w:tc>
         <w:tc>
           <w:tcPr>
-            <w:tcW w:type="dxa" w:w="2816"/>
+            <w:tcW w:type="dxa" w:w="2729"/>
             <w:tcBorders>
               <w:top w:val="single" w:color="CBD5E1" w:sz="4"/>
               <w:left w:val="single" w:color="CBD5E1" w:sz="4"/>
@@ -1867,7 +1881,7 @@
         </w:tc>
         <w:tc>
           <w:tcPr>
-            <w:tcW w:type="dxa" w:w="3038"/>
+            <w:tcW w:type="dxa" w:w="3249"/>
             <w:tcBorders>
               <w:top w:val="single" w:color="CBD5E1" w:sz="4"/>
               <w:left w:val="single" w:color="CBD5E1" w:sz="4"/>
@@ -1900,7 +1914,7 @@
       <w:tr>
         <w:tc>
           <w:tcPr>
-            <w:tcW w:type="dxa" w:w="3506"/>
+            <w:tcW w:type="dxa" w:w="3382"/>
             <w:tcBorders>
               <w:top w:val="single" w:color="CBD5E1" w:sz="4"/>
               <w:left w:val="single" w:color="CBD5E1" w:sz="4"/>
@@ -1927,7 +1941,7 @@
         </w:tc>
         <w:tc>
           <w:tcPr>
-            <w:tcW w:type="dxa" w:w="2816"/>
+            <w:tcW w:type="dxa" w:w="2729"/>
             <w:tcBorders>
               <w:top w:val="single" w:color="CBD5E1" w:sz="4"/>
               <w:left w:val="single" w:color="CBD5E1" w:sz="4"/>
@@ -1962,7 +1976,7 @@
         </w:tc>
         <w:tc>
           <w:tcPr>
-            <w:tcW w:type="dxa" w:w="3038"/>
+            <w:tcW w:type="dxa" w:w="3249"/>
             <w:tcBorders>
               <w:top w:val="single" w:color="CBD5E1" w:sz="4"/>
               <w:left w:val="single" w:color="CBD5E1" w:sz="4"/>
@@ -1991,7 +2005,7 @@
       <w:tr>
         <w:tc>
           <w:tcPr>
-            <w:tcW w:type="dxa" w:w="3506"/>
+            <w:tcW w:type="dxa" w:w="3382"/>
             <w:tcBorders>
               <w:top w:val="single" w:color="CBD5E1" w:sz="4"/>
               <w:left w:val="single" w:color="CBD5E1" w:sz="4"/>
@@ -2018,7 +2032,7 @@
         </w:tc>
         <w:tc>
           <w:tcPr>
-            <w:tcW w:type="dxa" w:w="2816"/>
+            <w:tcW w:type="dxa" w:w="2729"/>
             <w:tcBorders>
               <w:top w:val="single" w:color="CBD5E1" w:sz="4"/>
               <w:left w:val="single" w:color="CBD5E1" w:sz="4"/>
@@ -2053,7 +2067,7 @@
         </w:tc>
         <w:tc>
           <w:tcPr>
-            <w:tcW w:type="dxa" w:w="3038"/>
+            <w:tcW w:type="dxa" w:w="3249"/>
             <w:tcBorders>
               <w:top w:val="single" w:color="CBD5E1" w:sz="4"/>
               <w:left w:val="single" w:color="CBD5E1" w:sz="4"/>
@@ -2084,7 +2098,7 @@
       <w:tr>
         <w:tc>
           <w:tcPr>
-            <w:tcW w:type="dxa" w:w="3506"/>
+            <w:tcW w:type="dxa" w:w="3382"/>
             <w:tcBorders>
               <w:top w:val="single" w:color="CBD5E1" w:sz="4"/>
               <w:left w:val="single" w:color="CBD5E1" w:sz="4"/>
@@ -2111,7 +2125,7 @@
         </w:tc>
         <w:tc>
           <w:tcPr>
-            <w:tcW w:type="dxa" w:w="2816"/>
+            <w:tcW w:type="dxa" w:w="2729"/>
             <w:tcBorders>
               <w:top w:val="single" w:color="CBD5E1" w:sz="4"/>
               <w:left w:val="single" w:color="CBD5E1" w:sz="4"/>
@@ -2146,7 +2160,7 @@
         </w:tc>
         <w:tc>
           <w:tcPr>
-            <w:tcW w:type="dxa" w:w="3038"/>
+            <w:tcW w:type="dxa" w:w="3249"/>
             <w:tcBorders>
               <w:top w:val="single" w:color="CBD5E1" w:sz="4"/>
               <w:left w:val="single" w:color="CBD5E1" w:sz="4"/>
@@ -2185,7 +2199,7 @@
       <w:r>
         <w:t xml:space="preserve">Detalle en </w:t>
       </w:r>
-      <w:hyperlink w:history="1" r:id="rIdgdqqee9udx86n1ejzhd-b">
+      <w:hyperlink w:history="1" r:id="rIdwbfnm8n-sfifqr9behjy0">
         <w:r>
           <w:rPr>
             <w:color w:val="1D4ED8"/>
@@ -2197,7 +2211,7 @@
       <w:r>
         <w:t xml:space="preserve"> y </w:t>
       </w:r>
-      <w:hyperlink w:history="1" r:id="rIdze4t6zcmcxxwhjsoqqgv0">
+      <w:hyperlink w:history="1" r:id="rId97vmdrxauukxzqlnruobe">
         <w:r>
           <w:rPr>
             <w:color w:val="1D4ED8"/>
@@ -2381,7 +2395,7 @@
         <w:noBreakHyphen/>
         <w:t xml:space="preserve">007). Ver </w:t>
       </w:r>
-      <w:hyperlink w:history="1" r:id="rIdqf6taon4acwm7to56vjmq">
+      <w:hyperlink w:history="1" r:id="rIdkq_qiufr4zpa9d5xfmg6u">
         <w:r>
           <w:rPr>
             <w:color w:val="1D4ED8"/>
@@ -2433,7 +2447,7 @@
         </w:numPr>
         <w:spacing w:after="40"/>
       </w:pPr>
-      <w:hyperlink w:history="1" r:id="rIdntgsqpond54yiuq_kiapp">
+      <w:hyperlink w:history="1" r:id="rIdjjnsbva6ns0wtg2mnau3f">
         <w:r>
           <w:rPr>
             <w:color w:val="1D4ED8"/>
@@ -2452,7 +2466,7 @@
         </w:numPr>
         <w:spacing w:after="40"/>
       </w:pPr>
-      <w:hyperlink w:history="1" r:id="rIdqu9bclwim6suilz_xmwgy">
+      <w:hyperlink w:history="1" r:id="rIdwbasjy6b8vsdgan1ear5r">
         <w:r>
           <w:rPr>
             <w:color w:val="1D4ED8"/>
@@ -2464,7 +2478,7 @@
       <w:r>
         <w:t xml:space="preserve">, </w:t>
       </w:r>
-      <w:hyperlink w:history="1" r:id="rIdbh4r-l3d-ruqmzgkgfcs9">
+      <w:hyperlink w:history="1" r:id="rIddiucrp9bj-e0im-lxp3uj">
         <w:r>
           <w:rPr>
             <w:color w:val="1D4ED8"/>
@@ -2476,7 +2490,7 @@
       <w:r>
         <w:t xml:space="preserve">, </w:t>
       </w:r>
-      <w:hyperlink w:history="1" r:id="rIdsty7motjcfdi5accffkiw">
+      <w:hyperlink w:history="1" r:id="rIdg3b2wsomcgcnfyafzk27a">
         <w:r>
           <w:rPr>
             <w:color w:val="1D4ED8"/>
